--- a/00 Human/30 Projects/Job Search/Applications/Sensei Labs/chris-monnat-resume(sensei-labs).docx
+++ b/00 Human/30 Projects/Job Search/Applications/Sensei Labs/chris-monnat-resume(sensei-labs).docx
@@ -115,7 +115,7 @@
           <w:sz w:val="21"/>
           <w:szCs w:val="21"/>
         </w:rPr>
-        <w:t xml:space="preserve">Engineering leader who came up through architecture and still ships code, most at home as a hands-on player-coach. Made AI-assisted development the default across the SDLC, so a lean team ships daily without shipping slop. Delivered a revenue-critical platform from zero to production in under 90 days. Known for building teams and platforms that ship fast without cutting corners.</w:t>
+        <w:t xml:space="preserve">I spend my days making AI-assisted development pay off, turning scattered scripts into a shared platform of agent skills, evals, and review gates that keep quality high while a small team ships fast. I took a revenue-critical platform from zero to production in under 90 days, and I lead best in the code and the reviews, not above them. AI should make engineers stronger, not leave a mess to clean up.</w:t>
       </w:r>
       <w:proofErr w:type="spellStart"/>
       <w:r>

--- a/00 Human/30 Projects/Job Search/Applications/Sensei Labs/chris-monnat-resume(sensei-labs).docx
+++ b/00 Human/30 Projects/Job Search/Applications/Sensei Labs/chris-monnat-resume(sensei-labs).docx
@@ -40,7 +40,7 @@
           <w:sz w:val="20"/>
           <w:szCs w:val="20"/>
         </w:rPr>
-        <w:t>Alexandria, VA | 585-355-6495 | cmmonnat@gmail.com </w:t>
+        <w:t>Alexandria, VA | 585-355-6495 | cmmonnat@gmail.com</w:t>
       </w:r>
       <w:r>
         <w:rPr>
@@ -65,7 +65,7 @@
           <w:sz w:val="20"/>
           <w:szCs w:val="20"/>
         </w:rPr>
-        <w:t xml:space="preserve">chrismonnat</w:t>
+        <w:t>chrismonnat</w:t>
       </w:r>
       <w:proofErr w:type="spellEnd"/>
     </w:p>
@@ -98,7 +98,7 @@
           <w:sz w:val="32"/>
           <w:szCs w:val="32"/>
         </w:rPr>
-        <w:t xml:space="preserve">Vice President, Engineering</w:t>
+        <w:t>Vice President, Engineering</w:t>
       </w:r>
     </w:p>
     <w:p>
@@ -115,39 +115,7 @@
           <w:sz w:val="21"/>
           <w:szCs w:val="21"/>
         </w:rPr>
-        <w:t xml:space="preserve">I spend my days making AI-assisted development pay off, turning scattered scripts into a shared platform of agent skills, evals, and review gates that keep quality high while a small team ships fast. I took a revenue-critical platform from zero to production in under 90 days, and I lead best in the code and the reviews, not above them. AI should make engineers stronger, not leave a mess to clean up.</w:t>
-      </w:r>
-      <w:proofErr w:type="spellStart"/>
-      <w:r>
-        <w:rPr>
-          <w:sz w:val="21"/>
-          <w:szCs w:val="21"/>
-        </w:rPr>
-        <w:t xml:space="preserve"/>
-      </w:r>
-      <w:proofErr w:type="spellEnd"/>
-      <w:r>
-        <w:rPr>
-          <w:sz w:val="21"/>
-          <w:szCs w:val="21"/>
-        </w:rPr>
-        <w:t xml:space="preserve"/>
-      </w:r>
-      <w:proofErr w:type="gramStart"/>
-      <w:r>
-        <w:rPr>
-          <w:sz w:val="21"/>
-          <w:szCs w:val="21"/>
-        </w:rPr>
-        <w:t xml:space="preserve"/>
-      </w:r>
-      <w:proofErr w:type="gramEnd"/>
-      <w:r>
-        <w:rPr>
-          <w:sz w:val="21"/>
-          <w:szCs w:val="21"/>
-        </w:rPr>
-        <w:t xml:space="preserve"/>
+        <w:t>I spend my days making AI-assisted development pay off, turning scattered scripts into a shared platform of agent skills, evals, and review gates that keep quality high while a small team ships fast. I took a revenue-critical platform from zero to production in under 90 days, and I lead best in the code and the reviews, not above them. AI should make engineers stronger, not leave a mess to clean up.</w:t>
       </w:r>
     </w:p>
     <w:p>
@@ -166,7 +134,7 @@
           <w:bCs/>
           <w:smallCaps/>
         </w:rPr>
-        <w:t xml:space="preserve">Signature Achievements</w:t>
+        <w:t>Signature Achievements</w:t>
       </w:r>
     </w:p>
     <w:p>
@@ -188,7 +156,7 @@
           <w:sz w:val="21"/>
           <w:szCs w:val="21"/>
         </w:rPr>
-        <w:t xml:space="preserve">AI as the Default: Made AI-assisted development the default across an 800-employee org, replacing scattered one-off scripts with a shared platform of reusable agent skills, evaluation harnesses, and review gates that hold quality as code volume climbs.</w:t>
+        <w:t>AI as the Default: Made AI-assisted development the default across an 800-employee org, replacing scattered one-off scripts with a shared platform of reusable agent skills, evaluation harnesses, and review gates that hold quality as code volume climbs.</w:t>
       </w:r>
     </w:p>
     <w:p>
@@ -210,7 +178,7 @@
           <w:sz w:val="21"/>
           <w:szCs w:val="21"/>
         </w:rPr>
-        <w:t xml:space="preserve">Zero to Production: Delivered a revenue-critical multi-tenant platform from zero to production in under 90 days, holding reliability and security while protecting an 8-figure revenue line through a post-divestiture reset.</w:t>
+        <w:t>Zero to Production: Delivered a revenue-critical multi-tenant platform from zero to production in under 90 days, holding reliability and security while protecting an 8-figure revenue line through a post-divestiture reset.</w:t>
       </w:r>
     </w:p>
     <w:p>
@@ -232,7 +200,7 @@
           <w:sz w:val="21"/>
           <w:szCs w:val="21"/>
         </w:rPr>
-        <w:t xml:space="preserve">Trusted AI in Production: Shipped agentic and RAG-backed systems from architecture through governed production, pairing evaluation and guardrails with a human review loop so AI stays reliable under real enterprise use.</w:t>
+        <w:t>Trusted AI in Production: Shipped agentic and RAG-backed systems from architecture through governed production, pairing evaluation and guardrails with a human review loop so AI stays reliable under real enterprise use.</w:t>
       </w:r>
     </w:p>
     <w:p>
@@ -254,7 +222,7 @@
           <w:sz w:val="21"/>
           <w:szCs w:val="21"/>
         </w:rPr>
-        <w:t xml:space="preserve">Hands-On Leadership: Stayed in the code and the reviews while growing one team of 8 into five cross-functional squads of 40-plus, and cut average time-to-ship 35 percent with a paved-road delivery platform.</w:t>
+        <w:t>Hands-On Leadership: Stayed in the code and the reviews while growing one team of 8 into five cross-functional squads of 40-plus, and cut average time-to-ship 35 percent with a paved-road delivery platform.</w:t>
       </w:r>
     </w:p>
     <w:p>
@@ -274,7 +242,7 @@
           <w:bCs/>
           <w:smallCaps/>
         </w:rPr>
-        <w:t xml:space="preserve">Work Experience</w:t>
+        <w:t>Work Experience</w:t>
       </w:r>
     </w:p>
     <w:p>
@@ -294,7 +262,7 @@
           <w:bCs/>
           <w:smallCaps/>
         </w:rPr>
-        <w:t xml:space="preserve">Dual Logic, Remote | 2026</w:t>
+        <w:t>Dual Logic, Remote | 2026</w:t>
       </w:r>
     </w:p>
     <w:p>
@@ -312,7 +280,7 @@
           <w:b/>
           <w:bCs/>
         </w:rPr>
-        <w:t xml:space="preserve">Chief Technology Officer &amp; Managing Partner</w:t>
+        <w:t>Chief Technology Officer &amp; Managing Partner</w:t>
       </w:r>
     </w:p>
     <w:p>
@@ -341,7 +309,7 @@
           <w:sz w:val="21"/>
           <w:szCs w:val="21"/>
         </w:rPr>
-        <w:t xml:space="preserve">Lead the technical side of a full-service AI consulting firm, owning technical vision, architecture, and delivery from discovery through production for enterprise clients.</w:t>
+        <w:t>Lead the technical side of a full-service AI consulting firm, owning technical vision, architecture, and delivery from discovery through production for enterprise clients.</w:t>
       </w:r>
     </w:p>
     <w:p>
@@ -374,7 +342,7 @@
           <w:sz w:val="21"/>
           <w:szCs w:val="21"/>
         </w:rPr>
-        <w:t xml:space="preserve">Act as player-coach for enterprise clients, still hands-on in code while carrying agentic and RAG-backed systems from architecture through governed production with the evaluation and guardrails that keep AI trustworthy in real use.</w:t>
+        <w:t>Act as player-coach for enterprise clients, still hands-on in code while carrying agentic and RAG-backed systems from architecture through governed production with the evaluation and guardrails that keep AI trustworthy in real use.</w:t>
       </w:r>
     </w:p>
     <w:p>
@@ -407,7 +375,7 @@
           <w:sz w:val="21"/>
           <w:szCs w:val="21"/>
         </w:rPr>
-        <w:t xml:space="preserve">Made AI-assisted development the default across the SDLC, packaging reusable agent skills and automated tests into CI/CD so small teams ship daily with output quality, hallucination, and cost under control.</w:t>
+        <w:t>Made AI-assisted development the default across the SDLC, packaging reusable agent skills and automated tests into CI/CD so small teams ship daily with output quality, hallucination, and cost under control.</w:t>
       </w:r>
     </w:p>
     <w:p>
@@ -440,7 +408,7 @@
           <w:sz w:val="21"/>
           <w:szCs w:val="21"/>
         </w:rPr>
-        <w:t xml:space="preserve">Drove AI-assisted development across an 800-employee org, turning scattered one-off scripts into a shared, evaluated platform teams trust and use every day.</w:t>
+        <w:t>Drove AI-assisted development across an 800-employee org, turning scattered one-off scripts into a shared, evaluated platform teams trust and use every day.</w:t>
       </w:r>
     </w:p>
     <w:p>
@@ -473,7 +441,7 @@
           <w:sz w:val="21"/>
           <w:szCs w:val="21"/>
         </w:rPr>
-        <w:t xml:space="preserve">Turn ambiguous executive goals into roadmaps a CEO can fund, owning the build-versus-buy calls, the budget behind them, and the security-first, cloud-native architecture underneath.</w:t>
+        <w:t>Turn ambiguous executive goals into roadmaps a CEO can fund, owning the build-versus-buy calls, the budget behind them, and the security-first, cloud-native architecture underneath.</w:t>
       </w:r>
     </w:p>
     <w:p>
@@ -503,14 +471,26 @@
           <w:smallCaps/>
         </w:rPr>
       </w:pPr>
-      <w:r>
+    </w:p>
+    <w:p>
+      <w:pPr>
+        <w:spacing w:before="30" w:after="30" w:line="240" w:lineRule="auto"/>
         <w:rPr>
           <w:rFonts w:ascii="Calibri" w:hAnsi="Calibri" w:cs="Calibri"/>
           <w:b/>
           <w:bCs/>
           <w:smallCaps/>
         </w:rPr>
-        <w:t xml:space="preserve">Pipeline 360, Remote | 2025-2026</w:t>
+      </w:pPr>
+      <w:r>
+        <w:rPr>
+          <w:rFonts w:ascii="Calibri" w:hAnsi="Calibri" w:cs="Calibri"/>
+          <w:b/>
+          <w:bCs/>
+          <w:smallCaps/>
+        </w:rPr>
+        <w:lastRenderedPageBreak/>
+        <w:t>Pipeline 360, Remote | 2025-2026</w:t>
       </w:r>
     </w:p>
     <w:p>
@@ -528,7 +508,7 @@
           <w:b/>
           <w:bCs/>
         </w:rPr>
-        <w:t xml:space="preserve">Sr. Vice President, Technology</w:t>
+        <w:t>Sr. Vice President, Technology</w:t>
       </w:r>
     </w:p>
     <w:p>
@@ -557,7 +537,7 @@
           <w:sz w:val="21"/>
           <w:szCs w:val="21"/>
         </w:rPr>
-        <w:t xml:space="preserve">Owned technology strategy, platform architecture, and delivery across product, engineering, data, IT, security, and compliance for a newly independent, PE-backed, 100% remote org of 100+.</w:t>
+        <w:t>Owned technology strategy, platform architecture, and delivery across product, engineering, data, IT, security, and compliance for a newly independent, PE-backed, 100% remote org of 100+.</w:t>
       </w:r>
     </w:p>
     <w:p>
@@ -590,7 +570,7 @@
           <w:sz w:val="21"/>
           <w:szCs w:val="21"/>
         </w:rPr>
-        <w:t xml:space="preserve">Delivered a revenue-critical, multi-tenant platform from zero to production in under 90 days on AWS (EKS, Lambda, S3), protecting an 8-figure revenue line through a post-divestiture reset.</w:t>
+        <w:t>Delivered a revenue-critical, multi-tenant platform from zero to production in under 90 days on AWS (EKS, Lambda, S3), protecting an 8-figure revenue line through a post-divestiture reset.</w:t>
       </w:r>
     </w:p>
     <w:p>
@@ -623,7 +603,7 @@
           <w:sz w:val="21"/>
           <w:szCs w:val="21"/>
         </w:rPr>
-        <w:t xml:space="preserve">Set the application and infrastructure architecture for the new platform, owning service boundaries, data isolation, and the security and compliance posture an enterprise buyer expects.</w:t>
+        <w:t>Set the application and infrastructure architecture for the new platform, owning service boundaries, data isolation, and the security and compliance posture an enterprise buyer expects.</w:t>
       </w:r>
     </w:p>
     <w:p>
@@ -656,7 +636,7 @@
           <w:sz w:val="21"/>
           <w:szCs w:val="21"/>
         </w:rPr>
-        <w:t xml:space="preserve">Matured CI/CD and Infrastructure-as-Code into self-service provisioning and deploys, and put DORA delivery metrics in front of leadership to keep the org shipping predictably.</w:t>
+        <w:t>Matured CI/CD and Infrastructure-as-Code into self-service provisioning and deploys, and put DORA delivery metrics in front of leadership to keep the org shipping predictably.</w:t>
       </w:r>
     </w:p>
     <w:p>
@@ -689,7 +669,7 @@
           <w:sz w:val="21"/>
           <w:szCs w:val="21"/>
         </w:rPr>
-        <w:t xml:space="preserve">Owned the technology budget and headcount plan across product, engineering, data, IT, and security, making tradeoffs with Product and Finance as the sole tech voice in PE and board diligence.</w:t>
+        <w:t>Owned the technology budget and headcount plan across product, engineering, data, IT, and security, making tradeoffs with Product and Finance as the sole tech voice in PE and board diligence.</w:t>
       </w:r>
     </w:p>
     <w:p>
@@ -726,7 +706,7 @@
           <w:bCs/>
           <w:smallCaps/>
         </w:rPr>
-        <w:t xml:space="preserve">Industry Dive / Informa TechTarget, Washington, DC | 2018-2025</w:t>
+        <w:t>Industry Dive / Informa TechTarget, Washington, DC | 2018-2025</w:t>
       </w:r>
     </w:p>
     <w:p>
@@ -744,7 +724,7 @@
           <w:b/>
           <w:bCs/>
         </w:rPr>
-        <w:t xml:space="preserve">VP, Engineering</w:t>
+        <w:t>VP, Engineering</w:t>
       </w:r>
     </w:p>
     <w:p>
@@ -773,7 +753,7 @@
           <w:sz w:val="21"/>
           <w:szCs w:val="21"/>
         </w:rPr>
-        <w:t xml:space="preserve">Founded and scaled the platform and product-engineering organization for a B2B digital-media SaaS through post-acquisition integration and platform modernization.</w:t>
+        <w:t>Founded and scaled the platform and product-engineering organization for a B2B digital-media SaaS through post-acquisition integration and platform modernization.</w:t>
       </w:r>
     </w:p>
     <w:p>
@@ -806,7 +786,7 @@
           <w:sz w:val="21"/>
           <w:szCs w:val="21"/>
         </w:rPr>
-        <w:t xml:space="preserve">Founded and scaled the platform behind 100-plus customer-facing properties serving millions, consolidating them onto a modern platform through post-acquisition integration while maturing SRE, observability, and automated CI/CD on AWS and Kubernetes to hold uptime through the migration.</w:t>
+        <w:t>Founded and scaled the platform behind 100-plus customer-facing properties serving millions, consolidating them onto a modern platform through post-acquisition integration while maturing SRE, observability, and automated CI/CD on AWS and Kubernetes to hold uptime through the migration.</w:t>
       </w:r>
     </w:p>
     <w:p>
@@ -839,7 +819,7 @@
           <w:sz w:val="21"/>
           <w:szCs w:val="21"/>
         </w:rPr>
-        <w:t xml:space="preserve">Grew one team of 8 into five cross-functional squads of 40-plus across time zones, each owning a customer journey end to end, and lifted retention 15 percent with career ladders and structured feedback.</w:t>
+        <w:t>Grew one team of 8 into five cross-functional squads of 40-plus across time zones, each owning a customer journey end to end, and lifted retention 15 percent with career ladders and structured feedback.</w:t>
       </w:r>
     </w:p>
     <w:p>
@@ -872,7 +852,7 @@
           <w:sz w:val="21"/>
           <w:szCs w:val="21"/>
         </w:rPr>
-        <w:t xml:space="preserve">Built a paved-road delivery model where self-service provisioning and automated testing cut average time-to-ship 35 percent, shifting quality upstream so engineers owned it instead of a separate QA gate.</w:t>
+        <w:t>Built a paved-road delivery model where self-service provisioning and automated testing cut average time-to-ship 35 percent, shifting quality upstream so engineers owned it instead of a separate QA gate.</w:t>
       </w:r>
     </w:p>
     <w:p>
@@ -905,7 +885,7 @@
           <w:sz w:val="21"/>
           <w:szCs w:val="21"/>
         </w:rPr>
-        <w:t xml:space="preserve">Built the Product Management function from zero and shipped AI-driven personalization and a lead-qualification engine that matched qualified audience demand to advertiser demand across a two-sided B2B marketplace.</w:t>
+        <w:t>Built the Product Management function from zero and shipped AI-driven personalization and a lead-qualification engine that matched qualified audience demand to advertiser demand across a two-sided B2B marketplace.</w:t>
       </w:r>
     </w:p>
     <w:p>
@@ -942,7 +922,7 @@
           <w:bCs/>
           <w:smallCaps/>
         </w:rPr>
-        <w:t xml:space="preserve">Phone2Action, Arlington, VA | 2016-2017</w:t>
+        <w:t>Phone2Action, Arlington, VA | 2016-2017</w:t>
       </w:r>
     </w:p>
     <w:p>
@@ -960,7 +940,7 @@
           <w:b/>
           <w:bCs/>
         </w:rPr>
-        <w:t xml:space="preserve">VP, Engineering</w:t>
+        <w:t>VP, Engineering</w:t>
       </w:r>
     </w:p>
     <w:p>
@@ -989,7 +969,7 @@
           <w:sz w:val="21"/>
           <w:szCs w:val="21"/>
         </w:rPr>
-        <w:t xml:space="preserve">Led engineering through Series-A growth for a fast-scaling B2B SaaS, bringing planning, delivery, and reliability structure to an early-stage team.</w:t>
+        <w:t>Led engineering through Series-A growth for a fast-scaling B2B SaaS, bringing planning, delivery, and reliability structure to an early-stage team.</w:t>
       </w:r>
     </w:p>
     <w:p>
@@ -1022,7 +1002,7 @@
           <w:sz w:val="21"/>
           <w:szCs w:val="21"/>
         </w:rPr>
-        <w:t xml:space="preserve">Brought planning, estimation, and on-call structure to a Series-A team, reaching steady sprint predictability inside 60 days without losing momentum.</w:t>
+        <w:t>Brought planning, estimation, and on-call structure to a Series-A team, reaching steady sprint predictability inside 60 days without losing momentum.</w:t>
       </w:r>
     </w:p>
     <w:p>
@@ -1055,7 +1035,7 @@
           <w:sz w:val="21"/>
           <w:szCs w:val="21"/>
         </w:rPr>
-        <w:t xml:space="preserve">Doubled the team with no drop in release quality by adding sprint cadence, code-review gates, and a release rhythm across web, iOS, and Android.</w:t>
+        <w:t>Doubled the team with no drop in release quality by adding sprint cadence, code-review gates, and a release rhythm across web, iOS, and Android.</w:t>
       </w:r>
     </w:p>
     <w:p>
@@ -1294,20 +1274,17 @@
           <w:bCs/>
           <w:smallCaps/>
         </w:rPr>
-        <w:t xml:space="preserve">Skills</w:t>
-      </w:r>
-    </w:p>
-    <w:p>
-      <w:pPr>
-        <w:rPr>
-          <w:b/>
-          <w:sz w:val="21"/>
-          <w:szCs w:val="21"/>
-        </w:rPr>
-      </w:pPr>
-      <w:r>
-        <w:t xml:space="preserve"/>
-      </w:r>
+        <w:t>Skills</w:t>
+      </w:r>
+    </w:p>
+    <w:p>
+      <w:pPr>
+        <w:rPr>
+          <w:b/>
+          <w:sz w:val="21"/>
+          <w:szCs w:val="21"/>
+        </w:rPr>
+      </w:pPr>
       <w:r>
         <w:rPr>
           <w:b/>
@@ -1322,149 +1299,71 @@
           <w:sz w:val="21"/>
           <w:szCs w:val="21"/>
         </w:rPr>
-        <w:t xml:space="preserve">Agentic AI, LLMs, RAG, evals, guardrails, AI-assisted development</w:t>
-      </w:r>
-      <w:r>
-        <w:t xml:space="preserve"/>
-      </w:r>
-      <w:r>
-        <w:rPr>
-          <w:b/>
-          <w:bCs/>
-          <w:sz w:val="21"/>
-          <w:szCs w:val="21"/>
-        </w:rPr>
-        <w:t xml:space="preserve">  •  </w:t>
-      </w:r>
-      <w:r>
-        <w:t xml:space="preserve"/>
-      </w:r>
-      <w:r>
-        <w:t xml:space="preserve"/>
-      </w:r>
-      <w:r>
-        <w:rPr>
-          <w:b/>
-          <w:bCs/>
-          <w:sz w:val="21"/>
-          <w:szCs w:val="21"/>
-        </w:rPr>
-        <w:t xml:space="preserve">Platform &amp; Cloud: </w:t>
-      </w:r>
-      <w:r>
-        <w:rPr>
-          <w:sz w:val="21"/>
-          <w:szCs w:val="21"/>
-        </w:rPr>
-        <w:t xml:space="preserve">AWS, GCP, Kubernetes, IaC, single/multi-tenant SaaS, distributed systems</w:t>
-      </w:r>
-      <w:r>
-        <w:t xml:space="preserve"/>
-      </w:r>
-      <w:r>
-        <w:rPr>
-          <w:b/>
-          <w:bCs/>
-          <w:sz w:val="21"/>
-          <w:szCs w:val="21"/>
-        </w:rPr>
-        <w:t xml:space="preserve">  •  </w:t>
-      </w:r>
-      <w:r>
-        <w:t xml:space="preserve"/>
-      </w:r>
-      <w:r>
-        <w:t xml:space="preserve"/>
-      </w:r>
-      <w:r>
-        <w:rPr>
-          <w:b/>
-          <w:bCs/>
-          <w:sz w:val="21"/>
-          <w:szCs w:val="21"/>
-        </w:rPr>
-        <w:t xml:space="preserve">Delivery &amp; DevOps: </w:t>
-      </w:r>
-      <w:r>
-        <w:rPr>
-          <w:sz w:val="21"/>
-          <w:szCs w:val="21"/>
-        </w:rPr>
-        <w:t xml:space="preserve">CI/CD, DevOps, automated testing, quality gates, DORA, observability</w:t>
-      </w:r>
-      <w:r>
-        <w:t xml:space="preserve"/>
-      </w:r>
-      <w:r>
-        <w:rPr>
-          <w:b/>
-          <w:bCs/>
-          <w:sz w:val="21"/>
-          <w:szCs w:val="21"/>
-        </w:rPr>
-        <w:t xml:space="preserve">  •  </w:t>
-      </w:r>
-      <w:r>
-        <w:t xml:space="preserve"/>
-      </w:r>
-      <w:r>
-        <w:t xml:space="preserve"/>
-      </w:r>
-      <w:r>
-        <w:rPr>
-          <w:b/>
-          <w:bCs/>
-          <w:sz w:val="21"/>
-          <w:szCs w:val="21"/>
-        </w:rPr>
-        <w:t xml:space="preserve">Architecture &amp; Data: </w:t>
-      </w:r>
-      <w:r>
-        <w:rPr>
-          <w:sz w:val="21"/>
-          <w:szCs w:val="21"/>
-        </w:rPr>
-        <w:t xml:space="preserve">Software architecture, API design, data modeling, PostgreSQL</w:t>
-      </w:r>
-      <w:r>
-        <w:t xml:space="preserve"/>
-      </w:r>
-      <w:r>
-        <w:rPr>
-          <w:b/>
-          <w:bCs/>
-          <w:sz w:val="21"/>
-          <w:szCs w:val="21"/>
-        </w:rPr>
-        <w:t xml:space="preserve">  •  </w:t>
-      </w:r>
-      <w:r>
-        <w:t xml:space="preserve"/>
-      </w:r>
-      <w:r>
-        <w:t xml:space="preserve"/>
-      </w:r>
-      <w:r>
-        <w:rPr>
-          <w:b/>
-          <w:bCs/>
-          <w:sz w:val="21"/>
-          <w:szCs w:val="21"/>
-        </w:rPr>
-        <w:t xml:space="preserve">Leadership: </w:t>
-      </w:r>
-      <w:r>
-        <w:rPr>
-          <w:sz w:val="21"/>
-          <w:szCs w:val="21"/>
-        </w:rPr>
-        <w:t xml:space="preserve">Engineering leadership, player-coach, org design, hiring, budgets</w:t>
-      </w:r>
-      <w:r>
-        <w:t xml:space="preserve"/>
-      </w:r>
-      <w:r>
-        <w:t xml:space="preserve"/>
+        <w:t>Agentic AI, LLMs, RAG, evals, guardrails, AI-assisted development</w:t>
+      </w:r>
+      <w:r>
+        <w:rPr>
+          <w:b/>
+          <w:bCs/>
+          <w:sz w:val="21"/>
+          <w:szCs w:val="21"/>
+        </w:rPr>
+        <w:t xml:space="preserve">  •  Platform &amp; Cloud: </w:t>
+      </w:r>
+      <w:r>
+        <w:rPr>
+          <w:sz w:val="21"/>
+          <w:szCs w:val="21"/>
+        </w:rPr>
+        <w:t>AWS, GCP, Kubernetes, IaC, single/multi-tenant SaaS, distributed systems</w:t>
+      </w:r>
+      <w:r>
+        <w:rPr>
+          <w:b/>
+          <w:bCs/>
+          <w:sz w:val="21"/>
+          <w:szCs w:val="21"/>
+        </w:rPr>
+        <w:t xml:space="preserve">  •  Delivery &amp; DevOps: </w:t>
+      </w:r>
+      <w:r>
+        <w:rPr>
+          <w:sz w:val="21"/>
+          <w:szCs w:val="21"/>
+        </w:rPr>
+        <w:t>CI/CD, DevOps, automated testing, quality gates, DORA, observability</w:t>
+      </w:r>
+      <w:r>
+        <w:rPr>
+          <w:b/>
+          <w:bCs/>
+          <w:sz w:val="21"/>
+          <w:szCs w:val="21"/>
+        </w:rPr>
+        <w:t xml:space="preserve">  •  Architecture &amp; Data: </w:t>
+      </w:r>
+      <w:r>
+        <w:rPr>
+          <w:sz w:val="21"/>
+          <w:szCs w:val="21"/>
+        </w:rPr>
+        <w:t>Software architecture, API design, data modeling, PostgreSQL</w:t>
+      </w:r>
+      <w:r>
+        <w:rPr>
+          <w:b/>
+          <w:bCs/>
+          <w:sz w:val="21"/>
+          <w:szCs w:val="21"/>
+        </w:rPr>
+        <w:t xml:space="preserve">  •  Leadership: </w:t>
+      </w:r>
+      <w:r>
+        <w:rPr>
+          <w:sz w:val="21"/>
+          <w:szCs w:val="21"/>
+        </w:rPr>
+        <w:t>Engineering leadership, player-coach, org design, hiring, budgets</w:t>
       </w:r>
     </w:p>
     <w:p>
